--- a/Ne-yo/Beautiful-Monster/NotasBeautifulMonster.docx
+++ b/Ne-yo/Beautiful-Monster/NotasBeautifulMonster.docx
@@ -8888,14 +8888,32 @@
         </w:rPr>
         <w:t>dead</w:t>
       </w:r>
-      <w:proofErr w:type="spellEnd"/>
+      <w:proofErr w:type="gramStart"/>
       <w:r>
         <w:rPr>
           <w:b/>
           <w:color w:val="FFFFFF" w:themeColor="background1"/>
           <w:highlight w:val="blue"/>
         </w:rPr>
-        <w:t xml:space="preserve"> y </w:t>
+        <w:t>,death</w:t>
+      </w:r>
+      <w:proofErr w:type="spellEnd"/>
+      <w:proofErr w:type="gramEnd"/>
+      <w:r>
+        <w:rPr>
+          <w:b/>
+          <w:color w:val="FFFFFF" w:themeColor="background1"/>
+          <w:highlight w:val="blue"/>
+        </w:rPr>
+        <w:t xml:space="preserve"> </w:t>
+      </w:r>
+      <w:r>
+        <w:rPr>
+          <w:b/>
+          <w:color w:val="FFFFFF" w:themeColor="background1"/>
+          <w:highlight w:val="blue"/>
+        </w:rPr>
+        <w:t xml:space="preserve">y </w:t>
       </w:r>
       <w:proofErr w:type="spellStart"/>
       <w:r>
@@ -32945,7 +32963,6 @@
         </w:rPr>
         <w:t>there</w:t>
       </w:r>
-      <w:proofErr w:type="spellEnd"/>
       <w:r>
         <w:rPr>
           <w:rFonts w:ascii="Times New Roman" w:hAnsi="Times New Roman" w:cs="Times New Roman"/>
@@ -32954,7 +32971,50 @@
           <w:szCs w:val="24"/>
           <w:highlight w:val="blue"/>
         </w:rPr>
-        <w:t xml:space="preserve">” (solo = "allí / allá / ahí") </w:t>
+        <w:t>’s</w:t>
+      </w:r>
+      <w:proofErr w:type="spellEnd"/>
+      <w:r>
+        <w:rPr>
+          <w:rFonts w:ascii="Times New Roman" w:hAnsi="Times New Roman" w:cs="Times New Roman"/>
+          <w:b/>
+          <w:color w:val="FFFFFF" w:themeColor="background1"/>
+          <w:szCs w:val="24"/>
+          <w:highlight w:val="blue"/>
+        </w:rPr>
+        <w:t>” (</w:t>
+      </w:r>
+      <w:r>
+        <w:rPr>
+          <w:rFonts w:ascii="Times New Roman" w:hAnsi="Times New Roman" w:cs="Times New Roman"/>
+          <w:b/>
+          <w:color w:val="FFFFFF" w:themeColor="background1"/>
+          <w:szCs w:val="24"/>
+          <w:highlight w:val="blue"/>
+        </w:rPr>
+        <w:t>“</w:t>
+      </w:r>
+      <w:bookmarkStart w:id="0" w:name="_GoBack"/>
+      <w:bookmarkEnd w:id="0"/>
+      <w:r>
+        <w:rPr>
+          <w:rFonts w:ascii="Times New Roman" w:hAnsi="Times New Roman" w:cs="Times New Roman"/>
+          <w:b/>
+          <w:color w:val="FFFFFF" w:themeColor="background1"/>
+          <w:szCs w:val="24"/>
+          <w:highlight w:val="blue"/>
+        </w:rPr>
+        <w:t>hay</w:t>
+      </w:r>
+      <w:r>
+        <w:rPr>
+          <w:rFonts w:ascii="Times New Roman" w:hAnsi="Times New Roman" w:cs="Times New Roman"/>
+          <w:b/>
+          <w:color w:val="FFFFFF" w:themeColor="background1"/>
+          <w:szCs w:val="24"/>
+          <w:highlight w:val="blue"/>
+        </w:rPr>
+        <w:t xml:space="preserve">") </w:t>
       </w:r>
     </w:p>
     <w:tbl>
@@ -36127,8 +36187,6 @@
                 <w:lang w:eastAsia="es-EC"/>
               </w:rPr>
             </w:pPr>
-            <w:bookmarkStart w:id="0" w:name="_GoBack"/>
-            <w:bookmarkEnd w:id="0"/>
             <w:r>
               <w:t>Pasar por dentro / atravesar algo.</w:t>
             </w:r>
@@ -36754,6 +36812,2326 @@
                 <w:lang w:eastAsia="es-EC"/>
               </w:rPr>
             </w:pPr>
+          </w:p>
+        </w:tc>
+      </w:tr>
+    </w:tbl>
+    <w:p>
+      <w:pPr>
+        <w:tabs>
+          <w:tab w:val="left" w:pos="3232"/>
+        </w:tabs>
+        <w:rPr>
+          <w:b/>
+          <w:color w:val="FFFFFF" w:themeColor="background1"/>
+          <w:lang w:val="en-US"/>
+        </w:rPr>
+      </w:pPr>
+      <w:proofErr w:type="spellStart"/>
+      <w:r>
+        <w:rPr>
+          <w:b/>
+          <w:color w:val="FFFFFF" w:themeColor="background1"/>
+          <w:highlight w:val="blue"/>
+          <w:lang w:val="en-US"/>
+        </w:rPr>
+        <w:lastRenderedPageBreak/>
+        <w:t>Truco</w:t>
+      </w:r>
+      <w:proofErr w:type="spellEnd"/>
+      <w:r>
+        <w:rPr>
+          <w:b/>
+          <w:color w:val="FFFFFF" w:themeColor="background1"/>
+          <w:highlight w:val="blue"/>
+          <w:lang w:val="en-US"/>
+        </w:rPr>
+        <w:t xml:space="preserve"> para </w:t>
+      </w:r>
+      <w:proofErr w:type="spellStart"/>
+      <w:r>
+        <w:rPr>
+          <w:b/>
+          <w:color w:val="FFFFFF" w:themeColor="background1"/>
+          <w:highlight w:val="blue"/>
+          <w:lang w:val="en-US"/>
+        </w:rPr>
+        <w:t>recordar</w:t>
+      </w:r>
+      <w:proofErr w:type="spellEnd"/>
+      <w:r>
+        <w:rPr>
+          <w:b/>
+          <w:color w:val="FFFFFF" w:themeColor="background1"/>
+          <w:highlight w:val="blue"/>
+          <w:lang w:val="en-US"/>
+        </w:rPr>
+        <w:t xml:space="preserve"> </w:t>
+      </w:r>
+      <w:proofErr w:type="gramStart"/>
+      <w:r>
+        <w:rPr>
+          <w:b/>
+          <w:color w:val="FFFFFF" w:themeColor="background1"/>
+          <w:highlight w:val="blue"/>
+          <w:lang w:val="en-US"/>
+        </w:rPr>
+        <w:t>Though</w:t>
+      </w:r>
+      <w:proofErr w:type="gramEnd"/>
+      <w:r>
+        <w:rPr>
+          <w:b/>
+          <w:color w:val="FFFFFF" w:themeColor="background1"/>
+          <w:highlight w:val="blue"/>
+          <w:lang w:val="en-US"/>
+        </w:rPr>
+        <w:t xml:space="preserve"> – Thought </w:t>
+      </w:r>
+      <w:r>
+        <w:rPr>
+          <w:b/>
+          <w:color w:val="FFFFFF" w:themeColor="background1"/>
+          <w:highlight w:val="blue"/>
+          <w:lang w:val="en-US"/>
+        </w:rPr>
+        <w:t>–</w:t>
+      </w:r>
+      <w:r>
+        <w:rPr>
+          <w:b/>
+          <w:color w:val="FFFFFF" w:themeColor="background1"/>
+          <w:highlight w:val="blue"/>
+          <w:lang w:val="en-US"/>
+        </w:rPr>
+        <w:t xml:space="preserve"> Through</w:t>
+      </w:r>
+    </w:p>
+    <w:tbl>
+      <w:tblPr>
+        <w:tblStyle w:val="Tablaconcuadrcula"/>
+        <w:tblW w:w="0" w:type="auto"/>
+        <w:tblLook w:val="04A0" w:firstRow="1" w:lastRow="0" w:firstColumn="1" w:lastColumn="0" w:noHBand="0" w:noVBand="1"/>
+      </w:tblPr>
+      <w:tblGrid>
+        <w:gridCol w:w="1043"/>
+        <w:gridCol w:w="2998"/>
+        <w:gridCol w:w="2460"/>
+        <w:gridCol w:w="1993"/>
+      </w:tblGrid>
+      <w:tr>
+        <w:tc>
+          <w:tcPr>
+            <w:tcW w:w="0" w:type="auto"/>
+            <w:hideMark/>
+          </w:tcPr>
+          <w:p>
+            <w:pPr>
+              <w:jc w:val="center"/>
+              <w:rPr>
+                <w:rFonts w:ascii="Times New Roman" w:eastAsia="Times New Roman" w:hAnsi="Times New Roman" w:cs="Times New Roman"/>
+                <w:b/>
+                <w:bCs/>
+                <w:sz w:val="24"/>
+                <w:szCs w:val="24"/>
+                <w:lang w:eastAsia="es-EC"/>
+              </w:rPr>
+            </w:pPr>
+            <w:r>
+              <w:rPr>
+                <w:rFonts w:ascii="Times New Roman" w:eastAsia="Times New Roman" w:hAnsi="Times New Roman" w:cs="Times New Roman"/>
+                <w:b/>
+                <w:bCs/>
+                <w:sz w:val="24"/>
+                <w:szCs w:val="24"/>
+                <w:lang w:eastAsia="es-EC"/>
+              </w:rPr>
+              <w:t>Palabra</w:t>
+            </w:r>
+          </w:p>
+        </w:tc>
+        <w:tc>
+          <w:tcPr>
+            <w:tcW w:w="0" w:type="auto"/>
+            <w:hideMark/>
+          </w:tcPr>
+          <w:p>
+            <w:pPr>
+              <w:jc w:val="center"/>
+              <w:rPr>
+                <w:rFonts w:ascii="Times New Roman" w:eastAsia="Times New Roman" w:hAnsi="Times New Roman" w:cs="Times New Roman"/>
+                <w:b/>
+                <w:bCs/>
+                <w:sz w:val="24"/>
+                <w:szCs w:val="24"/>
+                <w:lang w:eastAsia="es-EC"/>
+              </w:rPr>
+            </w:pPr>
+            <w:r>
+              <w:rPr>
+                <w:rFonts w:ascii="Times New Roman" w:eastAsia="Times New Roman" w:hAnsi="Times New Roman" w:cs="Times New Roman"/>
+                <w:b/>
+                <w:bCs/>
+                <w:sz w:val="24"/>
+                <w:szCs w:val="24"/>
+                <w:lang w:eastAsia="es-EC"/>
+              </w:rPr>
+              <w:t>Regla para recordarla</w:t>
+            </w:r>
+          </w:p>
+        </w:tc>
+        <w:tc>
+          <w:tcPr>
+            <w:tcW w:w="0" w:type="auto"/>
+            <w:hideMark/>
+          </w:tcPr>
+          <w:p>
+            <w:pPr>
+              <w:jc w:val="center"/>
+              <w:rPr>
+                <w:rFonts w:ascii="Times New Roman" w:eastAsia="Times New Roman" w:hAnsi="Times New Roman" w:cs="Times New Roman"/>
+                <w:b/>
+                <w:bCs/>
+                <w:sz w:val="24"/>
+                <w:szCs w:val="24"/>
+                <w:lang w:eastAsia="es-EC"/>
+              </w:rPr>
+            </w:pPr>
+            <w:r>
+              <w:rPr>
+                <w:rFonts w:ascii="Times New Roman" w:eastAsia="Times New Roman" w:hAnsi="Times New Roman" w:cs="Times New Roman"/>
+                <w:b/>
+                <w:bCs/>
+                <w:sz w:val="24"/>
+                <w:szCs w:val="24"/>
+                <w:lang w:eastAsia="es-EC"/>
+              </w:rPr>
+              <w:t>Pista</w:t>
+            </w:r>
+          </w:p>
+        </w:tc>
+        <w:tc>
+          <w:tcPr>
+            <w:tcW w:w="0" w:type="auto"/>
+            <w:hideMark/>
+          </w:tcPr>
+          <w:p>
+            <w:pPr>
+              <w:jc w:val="center"/>
+              <w:rPr>
+                <w:rFonts w:ascii="Times New Roman" w:eastAsia="Times New Roman" w:hAnsi="Times New Roman" w:cs="Times New Roman"/>
+                <w:b/>
+                <w:bCs/>
+                <w:sz w:val="24"/>
+                <w:szCs w:val="24"/>
+                <w:lang w:eastAsia="es-EC"/>
+              </w:rPr>
+            </w:pPr>
+            <w:r>
+              <w:rPr>
+                <w:rFonts w:ascii="Times New Roman" w:eastAsia="Times New Roman" w:hAnsi="Times New Roman" w:cs="Times New Roman"/>
+                <w:b/>
+                <w:bCs/>
+                <w:sz w:val="24"/>
+                <w:szCs w:val="24"/>
+                <w:lang w:eastAsia="es-EC"/>
+              </w:rPr>
+              <w:t>Significado</w:t>
+            </w:r>
+          </w:p>
+        </w:tc>
+      </w:tr>
+      <w:tr>
+        <w:tc>
+          <w:tcPr>
+            <w:tcW w:w="0" w:type="auto"/>
+            <w:hideMark/>
+          </w:tcPr>
+          <w:p>
+            <w:pPr>
+              <w:rPr>
+                <w:rFonts w:ascii="Times New Roman" w:eastAsia="Times New Roman" w:hAnsi="Times New Roman" w:cs="Times New Roman"/>
+                <w:sz w:val="24"/>
+                <w:szCs w:val="24"/>
+                <w:lang w:eastAsia="es-EC"/>
+              </w:rPr>
+            </w:pPr>
+            <w:proofErr w:type="spellStart"/>
+            <w:r>
+              <w:rPr>
+                <w:rFonts w:ascii="Times New Roman" w:eastAsia="Times New Roman" w:hAnsi="Times New Roman" w:cs="Times New Roman"/>
+                <w:b/>
+                <w:bCs/>
+                <w:sz w:val="24"/>
+                <w:szCs w:val="24"/>
+                <w:lang w:eastAsia="es-EC"/>
+              </w:rPr>
+              <w:t>through</w:t>
+            </w:r>
+            <w:proofErr w:type="spellEnd"/>
+          </w:p>
+        </w:tc>
+        <w:tc>
+          <w:tcPr>
+            <w:tcW w:w="0" w:type="auto"/>
+            <w:hideMark/>
+          </w:tcPr>
+          <w:p>
+            <w:pPr>
+              <w:rPr>
+                <w:rFonts w:ascii="Times New Roman" w:eastAsia="Times New Roman" w:hAnsi="Times New Roman" w:cs="Times New Roman"/>
+                <w:sz w:val="24"/>
+                <w:szCs w:val="24"/>
+                <w:lang w:eastAsia="es-EC"/>
+              </w:rPr>
+            </w:pPr>
+            <w:r>
+              <w:rPr>
+                <w:rFonts w:ascii="Times New Roman" w:eastAsia="Times New Roman" w:hAnsi="Times New Roman" w:cs="Times New Roman"/>
+                <w:b/>
+                <w:bCs/>
+                <w:sz w:val="24"/>
+                <w:szCs w:val="24"/>
+                <w:lang w:eastAsia="es-EC"/>
+              </w:rPr>
+              <w:t>Solo esta tiene R</w:t>
+            </w:r>
+          </w:p>
+        </w:tc>
+        <w:tc>
+          <w:tcPr>
+            <w:tcW w:w="0" w:type="auto"/>
+            <w:hideMark/>
+          </w:tcPr>
+          <w:p>
+            <w:pPr>
+              <w:rPr>
+                <w:rFonts w:ascii="Times New Roman" w:eastAsia="Times New Roman" w:hAnsi="Times New Roman" w:cs="Times New Roman"/>
+                <w:sz w:val="24"/>
+                <w:szCs w:val="24"/>
+                <w:lang w:eastAsia="es-EC"/>
+              </w:rPr>
+            </w:pPr>
+            <w:proofErr w:type="spellStart"/>
+            <w:r>
+              <w:rPr>
+                <w:rFonts w:ascii="Times New Roman" w:eastAsia="Times New Roman" w:hAnsi="Times New Roman" w:cs="Times New Roman"/>
+                <w:sz w:val="24"/>
+                <w:szCs w:val="24"/>
+                <w:lang w:eastAsia="es-EC"/>
+              </w:rPr>
+              <w:t>th</w:t>
+            </w:r>
+            <w:r>
+              <w:rPr>
+                <w:rFonts w:ascii="Times New Roman" w:eastAsia="Times New Roman" w:hAnsi="Times New Roman" w:cs="Times New Roman"/>
+                <w:b/>
+                <w:bCs/>
+                <w:sz w:val="24"/>
+                <w:szCs w:val="24"/>
+                <w:u w:val="single"/>
+                <w:lang w:eastAsia="es-EC"/>
+              </w:rPr>
+              <w:t>R</w:t>
+            </w:r>
+            <w:r>
+              <w:rPr>
+                <w:rFonts w:ascii="Times New Roman" w:eastAsia="Times New Roman" w:hAnsi="Times New Roman" w:cs="Times New Roman"/>
+                <w:sz w:val="24"/>
+                <w:szCs w:val="24"/>
+                <w:lang w:eastAsia="es-EC"/>
+              </w:rPr>
+              <w:t>ough</w:t>
+            </w:r>
+            <w:proofErr w:type="spellEnd"/>
+            <w:r>
+              <w:rPr>
+                <w:rFonts w:ascii="Times New Roman" w:eastAsia="Times New Roman" w:hAnsi="Times New Roman" w:cs="Times New Roman"/>
+                <w:sz w:val="24"/>
+                <w:szCs w:val="24"/>
+                <w:lang w:eastAsia="es-EC"/>
+              </w:rPr>
+              <w:t xml:space="preserve"> = pasa </w:t>
+            </w:r>
+            <w:proofErr w:type="spellStart"/>
+            <w:r>
+              <w:rPr>
+                <w:rFonts w:ascii="Times New Roman" w:eastAsia="Times New Roman" w:hAnsi="Times New Roman" w:cs="Times New Roman"/>
+                <w:sz w:val="24"/>
+                <w:szCs w:val="24"/>
+                <w:lang w:eastAsia="es-EC"/>
+              </w:rPr>
+              <w:t>po</w:t>
+            </w:r>
+            <w:r>
+              <w:rPr>
+                <w:rFonts w:ascii="Times New Roman" w:eastAsia="Times New Roman" w:hAnsi="Times New Roman" w:cs="Times New Roman"/>
+                <w:b/>
+                <w:bCs/>
+                <w:sz w:val="24"/>
+                <w:szCs w:val="24"/>
+                <w:u w:val="single"/>
+                <w:lang w:eastAsia="es-EC"/>
+              </w:rPr>
+              <w:t>R</w:t>
+            </w:r>
+            <w:proofErr w:type="spellEnd"/>
+            <w:r>
+              <w:rPr>
+                <w:rFonts w:ascii="Times New Roman" w:eastAsia="Times New Roman" w:hAnsi="Times New Roman" w:cs="Times New Roman"/>
+                <w:sz w:val="24"/>
+                <w:szCs w:val="24"/>
+                <w:lang w:eastAsia="es-EC"/>
+              </w:rPr>
+              <w:t xml:space="preserve"> dentro</w:t>
+            </w:r>
+          </w:p>
+        </w:tc>
+        <w:tc>
+          <w:tcPr>
+            <w:tcW w:w="0" w:type="auto"/>
+            <w:hideMark/>
+          </w:tcPr>
+          <w:p>
+            <w:pPr>
+              <w:rPr>
+                <w:rFonts w:ascii="Times New Roman" w:eastAsia="Times New Roman" w:hAnsi="Times New Roman" w:cs="Times New Roman"/>
+                <w:sz w:val="24"/>
+                <w:szCs w:val="24"/>
+                <w:lang w:eastAsia="es-EC"/>
+              </w:rPr>
+            </w:pPr>
+            <w:r>
+              <w:rPr>
+                <w:rFonts w:ascii="Times New Roman" w:eastAsia="Times New Roman" w:hAnsi="Times New Roman" w:cs="Times New Roman"/>
+                <w:sz w:val="24"/>
+                <w:szCs w:val="24"/>
+                <w:lang w:eastAsia="es-EC"/>
+              </w:rPr>
+              <w:t>a través / por dentro</w:t>
+            </w:r>
+          </w:p>
+        </w:tc>
+      </w:tr>
+      <w:tr>
+        <w:tc>
+          <w:tcPr>
+            <w:tcW w:w="0" w:type="auto"/>
+            <w:hideMark/>
+          </w:tcPr>
+          <w:p>
+            <w:pPr>
+              <w:rPr>
+                <w:rFonts w:ascii="Times New Roman" w:eastAsia="Times New Roman" w:hAnsi="Times New Roman" w:cs="Times New Roman"/>
+                <w:sz w:val="24"/>
+                <w:szCs w:val="24"/>
+                <w:lang w:eastAsia="es-EC"/>
+              </w:rPr>
+            </w:pPr>
+            <w:proofErr w:type="spellStart"/>
+            <w:r>
+              <w:rPr>
+                <w:rFonts w:ascii="Times New Roman" w:eastAsia="Times New Roman" w:hAnsi="Times New Roman" w:cs="Times New Roman"/>
+                <w:b/>
+                <w:bCs/>
+                <w:sz w:val="24"/>
+                <w:szCs w:val="24"/>
+                <w:lang w:eastAsia="es-EC"/>
+              </w:rPr>
+              <w:t>thought</w:t>
+            </w:r>
+            <w:proofErr w:type="spellEnd"/>
+          </w:p>
+        </w:tc>
+        <w:tc>
+          <w:tcPr>
+            <w:tcW w:w="0" w:type="auto"/>
+            <w:hideMark/>
+          </w:tcPr>
+          <w:p>
+            <w:pPr>
+              <w:rPr>
+                <w:rFonts w:ascii="Times New Roman" w:eastAsia="Times New Roman" w:hAnsi="Times New Roman" w:cs="Times New Roman"/>
+                <w:sz w:val="24"/>
+                <w:szCs w:val="24"/>
+                <w:lang w:eastAsia="es-EC"/>
+              </w:rPr>
+            </w:pPr>
+            <w:r>
+              <w:rPr>
+                <w:rFonts w:ascii="Times New Roman" w:eastAsia="Times New Roman" w:hAnsi="Times New Roman" w:cs="Times New Roman"/>
+                <w:b/>
+                <w:bCs/>
+                <w:sz w:val="24"/>
+                <w:szCs w:val="24"/>
+                <w:lang w:eastAsia="es-EC"/>
+              </w:rPr>
+              <w:t xml:space="preserve">Termina en T → viene de </w:t>
+            </w:r>
+            <w:proofErr w:type="spellStart"/>
+            <w:r>
+              <w:rPr>
+                <w:rFonts w:ascii="Times New Roman" w:eastAsia="Times New Roman" w:hAnsi="Times New Roman" w:cs="Times New Roman"/>
+                <w:b/>
+                <w:bCs/>
+                <w:sz w:val="24"/>
+                <w:szCs w:val="24"/>
+                <w:lang w:eastAsia="es-EC"/>
+              </w:rPr>
+              <w:t>Think</w:t>
+            </w:r>
+            <w:proofErr w:type="spellEnd"/>
+          </w:p>
+        </w:tc>
+        <w:tc>
+          <w:tcPr>
+            <w:tcW w:w="0" w:type="auto"/>
+            <w:hideMark/>
+          </w:tcPr>
+          <w:p>
+            <w:pPr>
+              <w:rPr>
+                <w:rFonts w:ascii="Times New Roman" w:eastAsia="Times New Roman" w:hAnsi="Times New Roman" w:cs="Times New Roman"/>
+                <w:sz w:val="24"/>
+                <w:szCs w:val="24"/>
+                <w:lang w:eastAsia="es-EC"/>
+              </w:rPr>
+            </w:pPr>
+            <w:proofErr w:type="spellStart"/>
+            <w:r>
+              <w:rPr>
+                <w:rFonts w:ascii="Times New Roman" w:eastAsia="Times New Roman" w:hAnsi="Times New Roman" w:cs="Times New Roman"/>
+                <w:sz w:val="24"/>
+                <w:szCs w:val="24"/>
+                <w:lang w:eastAsia="es-EC"/>
+              </w:rPr>
+              <w:t>Think</w:t>
+            </w:r>
+            <w:proofErr w:type="spellEnd"/>
+            <w:r>
+              <w:rPr>
+                <w:rFonts w:ascii="Times New Roman" w:eastAsia="Times New Roman" w:hAnsi="Times New Roman" w:cs="Times New Roman"/>
+                <w:sz w:val="24"/>
+                <w:szCs w:val="24"/>
+                <w:lang w:eastAsia="es-EC"/>
+              </w:rPr>
+              <w:t xml:space="preserve"> → </w:t>
+            </w:r>
+            <w:proofErr w:type="spellStart"/>
+            <w:r>
+              <w:rPr>
+                <w:rFonts w:ascii="Times New Roman" w:eastAsia="Times New Roman" w:hAnsi="Times New Roman" w:cs="Times New Roman"/>
+                <w:sz w:val="24"/>
+                <w:szCs w:val="24"/>
+                <w:lang w:eastAsia="es-EC"/>
+              </w:rPr>
+              <w:t>Though</w:t>
+            </w:r>
+            <w:r>
+              <w:rPr>
+                <w:rFonts w:ascii="Times New Roman" w:eastAsia="Times New Roman" w:hAnsi="Times New Roman" w:cs="Times New Roman"/>
+                <w:b/>
+                <w:bCs/>
+                <w:sz w:val="24"/>
+                <w:szCs w:val="24"/>
+                <w:lang w:eastAsia="es-EC"/>
+              </w:rPr>
+              <w:t>t</w:t>
+            </w:r>
+            <w:proofErr w:type="spellEnd"/>
+          </w:p>
+        </w:tc>
+        <w:tc>
+          <w:tcPr>
+            <w:tcW w:w="0" w:type="auto"/>
+            <w:hideMark/>
+          </w:tcPr>
+          <w:p>
+            <w:pPr>
+              <w:rPr>
+                <w:rFonts w:ascii="Times New Roman" w:eastAsia="Times New Roman" w:hAnsi="Times New Roman" w:cs="Times New Roman"/>
+                <w:sz w:val="24"/>
+                <w:szCs w:val="24"/>
+                <w:lang w:eastAsia="es-EC"/>
+              </w:rPr>
+            </w:pPr>
+            <w:r>
+              <w:rPr>
+                <w:rFonts w:ascii="Times New Roman" w:eastAsia="Times New Roman" w:hAnsi="Times New Roman" w:cs="Times New Roman"/>
+                <w:sz w:val="24"/>
+                <w:szCs w:val="24"/>
+                <w:lang w:eastAsia="es-EC"/>
+              </w:rPr>
+              <w:t>pensé / pensamiento</w:t>
+            </w:r>
+          </w:p>
+        </w:tc>
+      </w:tr>
+      <w:tr>
+        <w:tc>
+          <w:tcPr>
+            <w:tcW w:w="0" w:type="auto"/>
+            <w:hideMark/>
+          </w:tcPr>
+          <w:p>
+            <w:pPr>
+              <w:rPr>
+                <w:rFonts w:ascii="Times New Roman" w:eastAsia="Times New Roman" w:hAnsi="Times New Roman" w:cs="Times New Roman"/>
+                <w:sz w:val="24"/>
+                <w:szCs w:val="24"/>
+                <w:lang w:eastAsia="es-EC"/>
+              </w:rPr>
+            </w:pPr>
+            <w:proofErr w:type="spellStart"/>
+            <w:r>
+              <w:rPr>
+                <w:rFonts w:ascii="Times New Roman" w:eastAsia="Times New Roman" w:hAnsi="Times New Roman" w:cs="Times New Roman"/>
+                <w:b/>
+                <w:bCs/>
+                <w:sz w:val="24"/>
+                <w:szCs w:val="24"/>
+                <w:lang w:eastAsia="es-EC"/>
+              </w:rPr>
+              <w:t>though</w:t>
+            </w:r>
+            <w:proofErr w:type="spellEnd"/>
+          </w:p>
+        </w:tc>
+        <w:tc>
+          <w:tcPr>
+            <w:tcW w:w="0" w:type="auto"/>
+            <w:hideMark/>
+          </w:tcPr>
+          <w:p>
+            <w:pPr>
+              <w:rPr>
+                <w:rFonts w:ascii="Times New Roman" w:eastAsia="Times New Roman" w:hAnsi="Times New Roman" w:cs="Times New Roman"/>
+                <w:sz w:val="24"/>
+                <w:szCs w:val="24"/>
+                <w:lang w:eastAsia="es-EC"/>
+              </w:rPr>
+            </w:pPr>
+            <w:r>
+              <w:rPr>
+                <w:rFonts w:ascii="Times New Roman" w:eastAsia="Times New Roman" w:hAnsi="Times New Roman" w:cs="Times New Roman"/>
+                <w:b/>
+                <w:bCs/>
+                <w:sz w:val="24"/>
+                <w:szCs w:val="24"/>
+                <w:lang w:eastAsia="es-EC"/>
+              </w:rPr>
+              <w:t>No tiene R ni T</w:t>
+            </w:r>
+          </w:p>
+        </w:tc>
+        <w:tc>
+          <w:tcPr>
+            <w:tcW w:w="0" w:type="auto"/>
+            <w:hideMark/>
+          </w:tcPr>
+          <w:p>
+            <w:pPr>
+              <w:rPr>
+                <w:rFonts w:ascii="Times New Roman" w:eastAsia="Times New Roman" w:hAnsi="Times New Roman" w:cs="Times New Roman"/>
+                <w:sz w:val="24"/>
+                <w:szCs w:val="24"/>
+                <w:lang w:eastAsia="es-EC"/>
+              </w:rPr>
+            </w:pPr>
+            <w:r>
+              <w:rPr>
+                <w:rFonts w:ascii="Times New Roman" w:eastAsia="Times New Roman" w:hAnsi="Times New Roman" w:cs="Times New Roman"/>
+                <w:sz w:val="24"/>
+                <w:szCs w:val="24"/>
+                <w:lang w:eastAsia="es-EC"/>
+              </w:rPr>
+              <w:t>Es la más simple</w:t>
+            </w:r>
+          </w:p>
+        </w:tc>
+        <w:tc>
+          <w:tcPr>
+            <w:tcW w:w="0" w:type="auto"/>
+            <w:hideMark/>
+          </w:tcPr>
+          <w:p>
+            <w:pPr>
+              <w:rPr>
+                <w:rFonts w:ascii="Times New Roman" w:eastAsia="Times New Roman" w:hAnsi="Times New Roman" w:cs="Times New Roman"/>
+                <w:sz w:val="24"/>
+                <w:szCs w:val="24"/>
+                <w:lang w:eastAsia="es-EC"/>
+              </w:rPr>
+            </w:pPr>
+            <w:r>
+              <w:rPr>
+                <w:rFonts w:ascii="Times New Roman" w:eastAsia="Times New Roman" w:hAnsi="Times New Roman" w:cs="Times New Roman"/>
+                <w:sz w:val="24"/>
+                <w:szCs w:val="24"/>
+                <w:lang w:eastAsia="es-EC"/>
+              </w:rPr>
+              <w:t>aunque</w:t>
+            </w:r>
+          </w:p>
+        </w:tc>
+      </w:tr>
+    </w:tbl>
+    <w:p>
+      <w:pPr>
+        <w:tabs>
+          <w:tab w:val="left" w:pos="3232"/>
+        </w:tabs>
+        <w:rPr>
+          <w:b/>
+          <w:color w:val="FFFFFF" w:themeColor="background1"/>
+          <w:lang w:val="en-US"/>
+        </w:rPr>
+      </w:pPr>
+    </w:p>
+    <w:p>
+      <w:pPr>
+        <w:jc w:val="center"/>
+        <w:rPr>
+          <w:rFonts w:ascii="Times New Roman" w:hAnsi="Times New Roman" w:cs="Times New Roman"/>
+          <w:b/>
+          <w:color w:val="FFFFFF" w:themeColor="background1"/>
+          <w:szCs w:val="24"/>
+          <w:lang w:val="en-US"/>
+        </w:rPr>
+      </w:pPr>
+      <w:r>
+        <w:rPr>
+          <w:rFonts w:ascii="Times New Roman" w:hAnsi="Times New Roman" w:cs="Times New Roman"/>
+          <w:b/>
+          <w:color w:val="FFFFFF" w:themeColor="background1"/>
+          <w:szCs w:val="24"/>
+          <w:highlight w:val="red"/>
+          <w:lang w:val="en-US"/>
+        </w:rPr>
+        <w:t xml:space="preserve">PLAYING WITH MY HEARTH  </w:t>
+      </w:r>
+      <w:r>
+        <w:rPr>
+          <w:rFonts w:ascii="Times New Roman" w:hAnsi="Times New Roman" w:cs="Times New Roman"/>
+          <w:b/>
+          <w:color w:val="FFFFFF" w:themeColor="background1"/>
+          <w:szCs w:val="24"/>
+          <w:lang w:val="en-US"/>
+        </w:rPr>
+        <w:t xml:space="preserve"> </w:t>
+      </w:r>
+    </w:p>
+    <w:p>
+      <w:pPr>
+        <w:tabs>
+          <w:tab w:val="left" w:pos="3581"/>
+        </w:tabs>
+        <w:rPr>
+          <w:rFonts w:ascii="Times New Roman" w:hAnsi="Times New Roman" w:cs="Times New Roman"/>
+          <w:b/>
+          <w:color w:val="FFFFFF" w:themeColor="background1"/>
+          <w:szCs w:val="24"/>
+        </w:rPr>
+      </w:pPr>
+      <w:r>
+        <w:rPr>
+          <w:rFonts w:ascii="Times New Roman" w:hAnsi="Times New Roman" w:cs="Times New Roman"/>
+          <w:b/>
+          <w:color w:val="FFFFFF" w:themeColor="background1"/>
+          <w:szCs w:val="24"/>
+          <w:highlight w:val="blue"/>
+        </w:rPr>
+        <w:t xml:space="preserve">Análisis de la frase </w:t>
+      </w:r>
+    </w:p>
+    <w:tbl>
+      <w:tblPr>
+        <w:tblStyle w:val="Tablaconcuadrcula"/>
+        <w:tblW w:w="0" w:type="auto"/>
+        <w:tblLook w:val="04A0" w:firstRow="1" w:lastRow="0" w:firstColumn="1" w:lastColumn="0" w:noHBand="0" w:noVBand="1"/>
+      </w:tblPr>
+      <w:tblGrid>
+        <w:gridCol w:w="990"/>
+        <w:gridCol w:w="1774"/>
+        <w:gridCol w:w="1363"/>
+        <w:gridCol w:w="4367"/>
+      </w:tblGrid>
+      <w:tr>
+        <w:tc>
+          <w:tcPr>
+            <w:tcW w:w="0" w:type="auto"/>
+            <w:hideMark/>
+          </w:tcPr>
+          <w:p>
+            <w:pPr>
+              <w:jc w:val="center"/>
+              <w:rPr>
+                <w:rFonts w:ascii="Times New Roman" w:eastAsia="Times New Roman" w:hAnsi="Times New Roman" w:cs="Times New Roman"/>
+                <w:b/>
+                <w:bCs/>
+                <w:sz w:val="24"/>
+                <w:szCs w:val="24"/>
+                <w:lang w:eastAsia="es-EC"/>
+              </w:rPr>
+            </w:pPr>
+            <w:r>
+              <w:rPr>
+                <w:rFonts w:ascii="Times New Roman" w:eastAsia="Times New Roman" w:hAnsi="Times New Roman" w:cs="Times New Roman"/>
+                <w:b/>
+                <w:bCs/>
+                <w:sz w:val="24"/>
+                <w:szCs w:val="24"/>
+                <w:lang w:eastAsia="es-EC"/>
+              </w:rPr>
+              <w:t>Parte</w:t>
+            </w:r>
+          </w:p>
+        </w:tc>
+        <w:tc>
+          <w:tcPr>
+            <w:tcW w:w="0" w:type="auto"/>
+            <w:hideMark/>
+          </w:tcPr>
+          <w:p>
+            <w:pPr>
+              <w:jc w:val="center"/>
+              <w:rPr>
+                <w:rFonts w:ascii="Times New Roman" w:eastAsia="Times New Roman" w:hAnsi="Times New Roman" w:cs="Times New Roman"/>
+                <w:b/>
+                <w:bCs/>
+                <w:sz w:val="24"/>
+                <w:szCs w:val="24"/>
+                <w:lang w:eastAsia="es-EC"/>
+              </w:rPr>
+            </w:pPr>
+            <w:r>
+              <w:rPr>
+                <w:rFonts w:ascii="Times New Roman" w:eastAsia="Times New Roman" w:hAnsi="Times New Roman" w:cs="Times New Roman"/>
+                <w:b/>
+                <w:bCs/>
+                <w:sz w:val="24"/>
+                <w:szCs w:val="24"/>
+                <w:lang w:eastAsia="es-EC"/>
+              </w:rPr>
+              <w:t>Tipo / Función</w:t>
+            </w:r>
+          </w:p>
+        </w:tc>
+        <w:tc>
+          <w:tcPr>
+            <w:tcW w:w="0" w:type="auto"/>
+            <w:hideMark/>
+          </w:tcPr>
+          <w:p>
+            <w:pPr>
+              <w:jc w:val="center"/>
+              <w:rPr>
+                <w:rFonts w:ascii="Times New Roman" w:eastAsia="Times New Roman" w:hAnsi="Times New Roman" w:cs="Times New Roman"/>
+                <w:b/>
+                <w:bCs/>
+                <w:sz w:val="24"/>
+                <w:szCs w:val="24"/>
+                <w:lang w:eastAsia="es-EC"/>
+              </w:rPr>
+            </w:pPr>
+            <w:r>
+              <w:rPr>
+                <w:rFonts w:ascii="Times New Roman" w:eastAsia="Times New Roman" w:hAnsi="Times New Roman" w:cs="Times New Roman"/>
+                <w:b/>
+                <w:bCs/>
+                <w:sz w:val="24"/>
+                <w:szCs w:val="24"/>
+                <w:lang w:eastAsia="es-EC"/>
+              </w:rPr>
+              <w:t>Significado</w:t>
+            </w:r>
+          </w:p>
+        </w:tc>
+        <w:tc>
+          <w:tcPr>
+            <w:tcW w:w="0" w:type="auto"/>
+            <w:hideMark/>
+          </w:tcPr>
+          <w:p>
+            <w:pPr>
+              <w:jc w:val="center"/>
+              <w:rPr>
+                <w:rFonts w:ascii="Times New Roman" w:eastAsia="Times New Roman" w:hAnsi="Times New Roman" w:cs="Times New Roman"/>
+                <w:b/>
+                <w:bCs/>
+                <w:sz w:val="24"/>
+                <w:szCs w:val="24"/>
+                <w:lang w:eastAsia="es-EC"/>
+              </w:rPr>
+            </w:pPr>
+            <w:r>
+              <w:rPr>
+                <w:rFonts w:ascii="Times New Roman" w:eastAsia="Times New Roman" w:hAnsi="Times New Roman" w:cs="Times New Roman"/>
+                <w:b/>
+                <w:bCs/>
+                <w:sz w:val="24"/>
+                <w:szCs w:val="24"/>
+                <w:lang w:eastAsia="es-EC"/>
+              </w:rPr>
+              <w:t>Explicación</w:t>
+            </w:r>
+          </w:p>
+        </w:tc>
+      </w:tr>
+      <w:tr>
+        <w:tc>
+          <w:tcPr>
+            <w:tcW w:w="0" w:type="auto"/>
+            <w:hideMark/>
+          </w:tcPr>
+          <w:p>
+            <w:pPr>
+              <w:rPr>
+                <w:rFonts w:ascii="Times New Roman" w:eastAsia="Times New Roman" w:hAnsi="Times New Roman" w:cs="Times New Roman"/>
+                <w:sz w:val="24"/>
+                <w:szCs w:val="24"/>
+                <w:lang w:eastAsia="es-EC"/>
+              </w:rPr>
+            </w:pPr>
+            <w:proofErr w:type="spellStart"/>
+            <w:r>
+              <w:rPr>
+                <w:rFonts w:ascii="Times New Roman" w:eastAsia="Times New Roman" w:hAnsi="Times New Roman" w:cs="Times New Roman"/>
+                <w:b/>
+                <w:bCs/>
+                <w:sz w:val="24"/>
+                <w:szCs w:val="24"/>
+                <w:lang w:eastAsia="es-EC"/>
+              </w:rPr>
+              <w:t>Playing</w:t>
+            </w:r>
+            <w:proofErr w:type="spellEnd"/>
+          </w:p>
+        </w:tc>
+        <w:tc>
+          <w:tcPr>
+            <w:tcW w:w="0" w:type="auto"/>
+            <w:hideMark/>
+          </w:tcPr>
+          <w:p>
+            <w:pPr>
+              <w:rPr>
+                <w:rFonts w:ascii="Times New Roman" w:eastAsia="Times New Roman" w:hAnsi="Times New Roman" w:cs="Times New Roman"/>
+                <w:sz w:val="24"/>
+                <w:szCs w:val="24"/>
+                <w:lang w:eastAsia="es-EC"/>
+              </w:rPr>
+            </w:pPr>
+            <w:r>
+              <w:rPr>
+                <w:rFonts w:ascii="Times New Roman" w:eastAsia="Times New Roman" w:hAnsi="Times New Roman" w:cs="Times New Roman"/>
+                <w:sz w:val="24"/>
+                <w:szCs w:val="24"/>
+                <w:lang w:eastAsia="es-EC"/>
+              </w:rPr>
+              <w:t xml:space="preserve">Verbo + </w:t>
+            </w:r>
+            <w:r>
+              <w:rPr>
+                <w:rFonts w:ascii="Times New Roman" w:eastAsia="Times New Roman" w:hAnsi="Times New Roman" w:cs="Times New Roman"/>
+                <w:b/>
+                <w:bCs/>
+                <w:sz w:val="24"/>
+                <w:szCs w:val="24"/>
+                <w:lang w:eastAsia="es-EC"/>
+              </w:rPr>
+              <w:t>-</w:t>
+            </w:r>
+            <w:proofErr w:type="spellStart"/>
+            <w:r>
+              <w:rPr>
+                <w:rFonts w:ascii="Times New Roman" w:eastAsia="Times New Roman" w:hAnsi="Times New Roman" w:cs="Times New Roman"/>
+                <w:b/>
+                <w:bCs/>
+                <w:sz w:val="24"/>
+                <w:szCs w:val="24"/>
+                <w:lang w:eastAsia="es-EC"/>
+              </w:rPr>
+              <w:t>ing</w:t>
+            </w:r>
+            <w:proofErr w:type="spellEnd"/>
+          </w:p>
+        </w:tc>
+        <w:tc>
+          <w:tcPr>
+            <w:tcW w:w="0" w:type="auto"/>
+            <w:hideMark/>
+          </w:tcPr>
+          <w:p>
+            <w:pPr>
+              <w:rPr>
+                <w:rFonts w:ascii="Times New Roman" w:eastAsia="Times New Roman" w:hAnsi="Times New Roman" w:cs="Times New Roman"/>
+                <w:sz w:val="24"/>
+                <w:szCs w:val="24"/>
+                <w:lang w:eastAsia="es-EC"/>
+              </w:rPr>
+            </w:pPr>
+            <w:r>
+              <w:rPr>
+                <w:rFonts w:ascii="Times New Roman" w:eastAsia="Times New Roman" w:hAnsi="Times New Roman" w:cs="Times New Roman"/>
+                <w:sz w:val="24"/>
+                <w:szCs w:val="24"/>
+                <w:lang w:eastAsia="es-EC"/>
+              </w:rPr>
+              <w:t>Jugando</w:t>
+            </w:r>
+          </w:p>
+        </w:tc>
+        <w:tc>
+          <w:tcPr>
+            <w:tcW w:w="0" w:type="auto"/>
+            <w:hideMark/>
+          </w:tcPr>
+          <w:p>
+            <w:pPr>
+              <w:rPr>
+                <w:rFonts w:ascii="Times New Roman" w:eastAsia="Times New Roman" w:hAnsi="Times New Roman" w:cs="Times New Roman"/>
+                <w:sz w:val="24"/>
+                <w:szCs w:val="24"/>
+                <w:lang w:eastAsia="es-EC"/>
+              </w:rPr>
+            </w:pPr>
+            <w:r>
+              <w:rPr>
+                <w:rFonts w:ascii="Times New Roman" w:eastAsia="Times New Roman" w:hAnsi="Times New Roman" w:cs="Times New Roman"/>
+                <w:sz w:val="24"/>
+                <w:szCs w:val="24"/>
+                <w:lang w:eastAsia="es-EC"/>
+              </w:rPr>
+              <w:t xml:space="preserve">Viene de </w:t>
+            </w:r>
+            <w:proofErr w:type="spellStart"/>
+            <w:r>
+              <w:rPr>
+                <w:rFonts w:ascii="Times New Roman" w:eastAsia="Times New Roman" w:hAnsi="Times New Roman" w:cs="Times New Roman"/>
+                <w:i/>
+                <w:iCs/>
+                <w:sz w:val="24"/>
+                <w:szCs w:val="24"/>
+                <w:lang w:eastAsia="es-EC"/>
+              </w:rPr>
+              <w:t>play</w:t>
+            </w:r>
+            <w:proofErr w:type="spellEnd"/>
+            <w:r>
+              <w:rPr>
+                <w:rFonts w:ascii="Times New Roman" w:eastAsia="Times New Roman" w:hAnsi="Times New Roman" w:cs="Times New Roman"/>
+                <w:sz w:val="24"/>
+                <w:szCs w:val="24"/>
+                <w:lang w:eastAsia="es-EC"/>
+              </w:rPr>
+              <w:t xml:space="preserve">. Con </w:t>
+            </w:r>
+            <w:r>
+              <w:rPr>
+                <w:rFonts w:ascii="Times New Roman" w:eastAsia="Times New Roman" w:hAnsi="Times New Roman" w:cs="Times New Roman"/>
+                <w:b/>
+                <w:bCs/>
+                <w:sz w:val="24"/>
+                <w:szCs w:val="24"/>
+                <w:lang w:eastAsia="es-EC"/>
+              </w:rPr>
+              <w:t>-</w:t>
+            </w:r>
+            <w:proofErr w:type="spellStart"/>
+            <w:r>
+              <w:rPr>
+                <w:rFonts w:ascii="Times New Roman" w:eastAsia="Times New Roman" w:hAnsi="Times New Roman" w:cs="Times New Roman"/>
+                <w:b/>
+                <w:bCs/>
+                <w:sz w:val="24"/>
+                <w:szCs w:val="24"/>
+                <w:lang w:eastAsia="es-EC"/>
+              </w:rPr>
+              <w:t>ing</w:t>
+            </w:r>
+            <w:proofErr w:type="spellEnd"/>
+            <w:r>
+              <w:rPr>
+                <w:rFonts w:ascii="Times New Roman" w:eastAsia="Times New Roman" w:hAnsi="Times New Roman" w:cs="Times New Roman"/>
+                <w:sz w:val="24"/>
+                <w:szCs w:val="24"/>
+                <w:lang w:eastAsia="es-EC"/>
+              </w:rPr>
+              <w:t xml:space="preserve"> indica una acción en desarrollo.</w:t>
+            </w:r>
+          </w:p>
+        </w:tc>
+      </w:tr>
+      <w:tr>
+        <w:tc>
+          <w:tcPr>
+            <w:tcW w:w="0" w:type="auto"/>
+            <w:hideMark/>
+          </w:tcPr>
+          <w:p>
+            <w:pPr>
+              <w:rPr>
+                <w:rFonts w:ascii="Times New Roman" w:eastAsia="Times New Roman" w:hAnsi="Times New Roman" w:cs="Times New Roman"/>
+                <w:sz w:val="24"/>
+                <w:szCs w:val="24"/>
+                <w:lang w:eastAsia="es-EC"/>
+              </w:rPr>
+            </w:pPr>
+            <w:proofErr w:type="spellStart"/>
+            <w:r>
+              <w:rPr>
+                <w:rFonts w:ascii="Times New Roman" w:eastAsia="Times New Roman" w:hAnsi="Times New Roman" w:cs="Times New Roman"/>
+                <w:b/>
+                <w:bCs/>
+                <w:sz w:val="24"/>
+                <w:szCs w:val="24"/>
+                <w:lang w:eastAsia="es-EC"/>
+              </w:rPr>
+              <w:t>with</w:t>
+            </w:r>
+            <w:proofErr w:type="spellEnd"/>
+          </w:p>
+        </w:tc>
+        <w:tc>
+          <w:tcPr>
+            <w:tcW w:w="0" w:type="auto"/>
+            <w:hideMark/>
+          </w:tcPr>
+          <w:p>
+            <w:pPr>
+              <w:rPr>
+                <w:rFonts w:ascii="Times New Roman" w:eastAsia="Times New Roman" w:hAnsi="Times New Roman" w:cs="Times New Roman"/>
+                <w:sz w:val="24"/>
+                <w:szCs w:val="24"/>
+                <w:lang w:eastAsia="es-EC"/>
+              </w:rPr>
+            </w:pPr>
+            <w:r>
+              <w:rPr>
+                <w:rFonts w:ascii="Times New Roman" w:eastAsia="Times New Roman" w:hAnsi="Times New Roman" w:cs="Times New Roman"/>
+                <w:sz w:val="24"/>
+                <w:szCs w:val="24"/>
+                <w:lang w:eastAsia="es-EC"/>
+              </w:rPr>
+              <w:t>Preposición</w:t>
+            </w:r>
+          </w:p>
+        </w:tc>
+        <w:tc>
+          <w:tcPr>
+            <w:tcW w:w="0" w:type="auto"/>
+            <w:hideMark/>
+          </w:tcPr>
+          <w:p>
+            <w:pPr>
+              <w:rPr>
+                <w:rFonts w:ascii="Times New Roman" w:eastAsia="Times New Roman" w:hAnsi="Times New Roman" w:cs="Times New Roman"/>
+                <w:sz w:val="24"/>
+                <w:szCs w:val="24"/>
+                <w:lang w:eastAsia="es-EC"/>
+              </w:rPr>
+            </w:pPr>
+            <w:r>
+              <w:rPr>
+                <w:rFonts w:ascii="Times New Roman" w:eastAsia="Times New Roman" w:hAnsi="Times New Roman" w:cs="Times New Roman"/>
+                <w:sz w:val="24"/>
+                <w:szCs w:val="24"/>
+                <w:lang w:eastAsia="es-EC"/>
+              </w:rPr>
+              <w:t>con</w:t>
+            </w:r>
+          </w:p>
+        </w:tc>
+        <w:tc>
+          <w:tcPr>
+            <w:tcW w:w="0" w:type="auto"/>
+            <w:hideMark/>
+          </w:tcPr>
+          <w:p>
+            <w:pPr>
+              <w:rPr>
+                <w:rFonts w:ascii="Times New Roman" w:eastAsia="Times New Roman" w:hAnsi="Times New Roman" w:cs="Times New Roman"/>
+                <w:sz w:val="24"/>
+                <w:szCs w:val="24"/>
+                <w:lang w:eastAsia="es-EC"/>
+              </w:rPr>
+            </w:pPr>
+            <w:r>
+              <w:rPr>
+                <w:rFonts w:ascii="Times New Roman" w:eastAsia="Times New Roman" w:hAnsi="Times New Roman" w:cs="Times New Roman"/>
+                <w:sz w:val="24"/>
+                <w:szCs w:val="24"/>
+                <w:lang w:eastAsia="es-EC"/>
+              </w:rPr>
+              <w:t>Indica compañía o relación.</w:t>
+            </w:r>
+          </w:p>
+        </w:tc>
+      </w:tr>
+      <w:tr>
+        <w:tc>
+          <w:tcPr>
+            <w:tcW w:w="0" w:type="auto"/>
+            <w:hideMark/>
+          </w:tcPr>
+          <w:p>
+            <w:pPr>
+              <w:rPr>
+                <w:rFonts w:ascii="Times New Roman" w:eastAsia="Times New Roman" w:hAnsi="Times New Roman" w:cs="Times New Roman"/>
+                <w:sz w:val="24"/>
+                <w:szCs w:val="24"/>
+                <w:lang w:eastAsia="es-EC"/>
+              </w:rPr>
+            </w:pPr>
+            <w:proofErr w:type="spellStart"/>
+            <w:r>
+              <w:rPr>
+                <w:rFonts w:ascii="Times New Roman" w:eastAsia="Times New Roman" w:hAnsi="Times New Roman" w:cs="Times New Roman"/>
+                <w:b/>
+                <w:bCs/>
+                <w:sz w:val="24"/>
+                <w:szCs w:val="24"/>
+                <w:lang w:eastAsia="es-EC"/>
+              </w:rPr>
+              <w:t>my</w:t>
+            </w:r>
+            <w:proofErr w:type="spellEnd"/>
+          </w:p>
+        </w:tc>
+        <w:tc>
+          <w:tcPr>
+            <w:tcW w:w="0" w:type="auto"/>
+            <w:hideMark/>
+          </w:tcPr>
+          <w:p>
+            <w:pPr>
+              <w:rPr>
+                <w:rFonts w:ascii="Times New Roman" w:eastAsia="Times New Roman" w:hAnsi="Times New Roman" w:cs="Times New Roman"/>
+                <w:sz w:val="24"/>
+                <w:szCs w:val="24"/>
+                <w:lang w:eastAsia="es-EC"/>
+              </w:rPr>
+            </w:pPr>
+            <w:r>
+              <w:rPr>
+                <w:rFonts w:ascii="Times New Roman" w:eastAsia="Times New Roman" w:hAnsi="Times New Roman" w:cs="Times New Roman"/>
+                <w:sz w:val="24"/>
+                <w:szCs w:val="24"/>
+                <w:lang w:eastAsia="es-EC"/>
+              </w:rPr>
+              <w:t>Adjetivo posesivo</w:t>
+            </w:r>
+          </w:p>
+        </w:tc>
+        <w:tc>
+          <w:tcPr>
+            <w:tcW w:w="0" w:type="auto"/>
+            <w:hideMark/>
+          </w:tcPr>
+          <w:p>
+            <w:pPr>
+              <w:rPr>
+                <w:rFonts w:ascii="Times New Roman" w:eastAsia="Times New Roman" w:hAnsi="Times New Roman" w:cs="Times New Roman"/>
+                <w:sz w:val="24"/>
+                <w:szCs w:val="24"/>
+                <w:lang w:eastAsia="es-EC"/>
+              </w:rPr>
+            </w:pPr>
+            <w:r>
+              <w:rPr>
+                <w:rFonts w:ascii="Times New Roman" w:eastAsia="Times New Roman" w:hAnsi="Times New Roman" w:cs="Times New Roman"/>
+                <w:sz w:val="24"/>
+                <w:szCs w:val="24"/>
+                <w:lang w:eastAsia="es-EC"/>
+              </w:rPr>
+              <w:t>mi</w:t>
+            </w:r>
+          </w:p>
+        </w:tc>
+        <w:tc>
+          <w:tcPr>
+            <w:tcW w:w="0" w:type="auto"/>
+            <w:hideMark/>
+          </w:tcPr>
+          <w:p>
+            <w:pPr>
+              <w:rPr>
+                <w:rFonts w:ascii="Times New Roman" w:eastAsia="Times New Roman" w:hAnsi="Times New Roman" w:cs="Times New Roman"/>
+                <w:sz w:val="24"/>
+                <w:szCs w:val="24"/>
+                <w:lang w:eastAsia="es-EC"/>
+              </w:rPr>
+            </w:pPr>
+            <w:r>
+              <w:rPr>
+                <w:rFonts w:ascii="Times New Roman" w:eastAsia="Times New Roman" w:hAnsi="Times New Roman" w:cs="Times New Roman"/>
+                <w:sz w:val="24"/>
+                <w:szCs w:val="24"/>
+                <w:lang w:eastAsia="es-EC"/>
+              </w:rPr>
+              <w:t>Indica posesión.</w:t>
+            </w:r>
+          </w:p>
+        </w:tc>
+      </w:tr>
+      <w:tr>
+        <w:tc>
+          <w:tcPr>
+            <w:tcW w:w="0" w:type="auto"/>
+            <w:hideMark/>
+          </w:tcPr>
+          <w:p>
+            <w:pPr>
+              <w:rPr>
+                <w:rFonts w:ascii="Times New Roman" w:eastAsia="Times New Roman" w:hAnsi="Times New Roman" w:cs="Times New Roman"/>
+                <w:sz w:val="24"/>
+                <w:szCs w:val="24"/>
+                <w:lang w:eastAsia="es-EC"/>
+              </w:rPr>
+            </w:pPr>
+            <w:proofErr w:type="spellStart"/>
+            <w:r>
+              <w:rPr>
+                <w:rFonts w:ascii="Times New Roman" w:eastAsia="Times New Roman" w:hAnsi="Times New Roman" w:cs="Times New Roman"/>
+                <w:b/>
+                <w:bCs/>
+                <w:sz w:val="24"/>
+                <w:szCs w:val="24"/>
+                <w:lang w:eastAsia="es-EC"/>
+              </w:rPr>
+              <w:t>heart</w:t>
+            </w:r>
+            <w:proofErr w:type="spellEnd"/>
+          </w:p>
+        </w:tc>
+        <w:tc>
+          <w:tcPr>
+            <w:tcW w:w="0" w:type="auto"/>
+            <w:hideMark/>
+          </w:tcPr>
+          <w:p>
+            <w:pPr>
+              <w:rPr>
+                <w:rFonts w:ascii="Times New Roman" w:eastAsia="Times New Roman" w:hAnsi="Times New Roman" w:cs="Times New Roman"/>
+                <w:sz w:val="24"/>
+                <w:szCs w:val="24"/>
+                <w:lang w:eastAsia="es-EC"/>
+              </w:rPr>
+            </w:pPr>
+            <w:r>
+              <w:rPr>
+                <w:rFonts w:ascii="Times New Roman" w:eastAsia="Times New Roman" w:hAnsi="Times New Roman" w:cs="Times New Roman"/>
+                <w:sz w:val="24"/>
+                <w:szCs w:val="24"/>
+                <w:lang w:eastAsia="es-EC"/>
+              </w:rPr>
+              <w:t>Sustantivo</w:t>
+            </w:r>
+          </w:p>
+        </w:tc>
+        <w:tc>
+          <w:tcPr>
+            <w:tcW w:w="0" w:type="auto"/>
+            <w:hideMark/>
+          </w:tcPr>
+          <w:p>
+            <w:pPr>
+              <w:rPr>
+                <w:rFonts w:ascii="Times New Roman" w:eastAsia="Times New Roman" w:hAnsi="Times New Roman" w:cs="Times New Roman"/>
+                <w:sz w:val="24"/>
+                <w:szCs w:val="24"/>
+                <w:lang w:eastAsia="es-EC"/>
+              </w:rPr>
+            </w:pPr>
+            <w:r>
+              <w:rPr>
+                <w:rFonts w:ascii="Times New Roman" w:eastAsia="Times New Roman" w:hAnsi="Times New Roman" w:cs="Times New Roman"/>
+                <w:sz w:val="24"/>
+                <w:szCs w:val="24"/>
+                <w:lang w:eastAsia="es-EC"/>
+              </w:rPr>
+              <w:t>corazón</w:t>
+            </w:r>
+          </w:p>
+        </w:tc>
+        <w:tc>
+          <w:tcPr>
+            <w:tcW w:w="0" w:type="auto"/>
+            <w:hideMark/>
+          </w:tcPr>
+          <w:p>
+            <w:pPr>
+              <w:rPr>
+                <w:rFonts w:ascii="Times New Roman" w:eastAsia="Times New Roman" w:hAnsi="Times New Roman" w:cs="Times New Roman"/>
+                <w:sz w:val="24"/>
+                <w:szCs w:val="24"/>
+                <w:lang w:eastAsia="es-EC"/>
+              </w:rPr>
+            </w:pPr>
+            <w:r>
+              <w:rPr>
+                <w:rFonts w:ascii="Times New Roman" w:eastAsia="Times New Roman" w:hAnsi="Times New Roman" w:cs="Times New Roman"/>
+                <w:sz w:val="24"/>
+                <w:szCs w:val="24"/>
+                <w:lang w:eastAsia="es-EC"/>
+              </w:rPr>
+              <w:t>Objeto afectado por la acción.</w:t>
+            </w:r>
+          </w:p>
+        </w:tc>
+      </w:tr>
+    </w:tbl>
+    <w:p>
+      <w:pPr>
+        <w:tabs>
+          <w:tab w:val="left" w:pos="3232"/>
+        </w:tabs>
+        <w:rPr>
+          <w:rFonts w:ascii="Times New Roman" w:hAnsi="Times New Roman" w:cs="Times New Roman"/>
+          <w:color w:val="FFFFFF" w:themeColor="background1"/>
+          <w:sz w:val="24"/>
+          <w:szCs w:val="24"/>
+        </w:rPr>
+      </w:pPr>
+    </w:p>
+    <w:p>
+      <w:pPr>
+        <w:jc w:val="center"/>
+        <w:rPr>
+          <w:rFonts w:ascii="Times New Roman" w:hAnsi="Times New Roman" w:cs="Times New Roman"/>
+          <w:b/>
+          <w:color w:val="FFFFFF" w:themeColor="background1"/>
+          <w:szCs w:val="24"/>
+          <w:lang w:val="en-US"/>
+        </w:rPr>
+      </w:pPr>
+      <w:r>
+        <w:rPr>
+          <w:rFonts w:ascii="Times New Roman" w:hAnsi="Times New Roman" w:cs="Times New Roman"/>
+          <w:b/>
+          <w:color w:val="FFFFFF" w:themeColor="background1"/>
+          <w:szCs w:val="24"/>
+          <w:highlight w:val="red"/>
+          <w:lang w:val="en-US"/>
+        </w:rPr>
+        <w:t>AND SHE’S PLAYING WITH MY MIND</w:t>
+      </w:r>
+      <w:r>
+        <w:rPr>
+          <w:rFonts w:ascii="Times New Roman" w:hAnsi="Times New Roman" w:cs="Times New Roman"/>
+          <w:b/>
+          <w:color w:val="FFFFFF" w:themeColor="background1"/>
+          <w:szCs w:val="24"/>
+          <w:highlight w:val="red"/>
+          <w:lang w:val="en-US"/>
+        </w:rPr>
+        <w:t xml:space="preserve">  </w:t>
+      </w:r>
+      <w:r>
+        <w:rPr>
+          <w:rFonts w:ascii="Times New Roman" w:hAnsi="Times New Roman" w:cs="Times New Roman"/>
+          <w:b/>
+          <w:color w:val="FFFFFF" w:themeColor="background1"/>
+          <w:szCs w:val="24"/>
+          <w:lang w:val="en-US"/>
+        </w:rPr>
+        <w:t xml:space="preserve"> </w:t>
+      </w:r>
+    </w:p>
+    <w:p>
+      <w:pPr>
+        <w:tabs>
+          <w:tab w:val="left" w:pos="3581"/>
+        </w:tabs>
+        <w:rPr>
+          <w:rFonts w:ascii="Times New Roman" w:hAnsi="Times New Roman" w:cs="Times New Roman"/>
+          <w:b/>
+          <w:color w:val="FFFFFF" w:themeColor="background1"/>
+          <w:szCs w:val="24"/>
+          <w:lang w:val="en-US"/>
+        </w:rPr>
+      </w:pPr>
+      <w:proofErr w:type="spellStart"/>
+      <w:r>
+        <w:rPr>
+          <w:rFonts w:ascii="Times New Roman" w:hAnsi="Times New Roman" w:cs="Times New Roman"/>
+          <w:b/>
+          <w:color w:val="FFFFFF" w:themeColor="background1"/>
+          <w:szCs w:val="24"/>
+          <w:highlight w:val="blue"/>
+          <w:lang w:val="en-US"/>
+        </w:rPr>
+        <w:t>Análisis</w:t>
+      </w:r>
+      <w:proofErr w:type="spellEnd"/>
+      <w:r>
+        <w:rPr>
+          <w:rFonts w:ascii="Times New Roman" w:hAnsi="Times New Roman" w:cs="Times New Roman"/>
+          <w:b/>
+          <w:color w:val="FFFFFF" w:themeColor="background1"/>
+          <w:szCs w:val="24"/>
+          <w:highlight w:val="blue"/>
+          <w:lang w:val="en-US"/>
+        </w:rPr>
+        <w:t xml:space="preserve"> de la </w:t>
+      </w:r>
+      <w:proofErr w:type="spellStart"/>
+      <w:r>
+        <w:rPr>
+          <w:rFonts w:ascii="Times New Roman" w:hAnsi="Times New Roman" w:cs="Times New Roman"/>
+          <w:b/>
+          <w:color w:val="FFFFFF" w:themeColor="background1"/>
+          <w:szCs w:val="24"/>
+          <w:highlight w:val="blue"/>
+          <w:lang w:val="en-US"/>
+        </w:rPr>
+        <w:t>frase</w:t>
+      </w:r>
+      <w:proofErr w:type="spellEnd"/>
+      <w:r>
+        <w:rPr>
+          <w:rFonts w:ascii="Times New Roman" w:hAnsi="Times New Roman" w:cs="Times New Roman"/>
+          <w:b/>
+          <w:color w:val="FFFFFF" w:themeColor="background1"/>
+          <w:szCs w:val="24"/>
+          <w:highlight w:val="blue"/>
+          <w:lang w:val="en-US"/>
+        </w:rPr>
+        <w:t xml:space="preserve"> </w:t>
+      </w:r>
+    </w:p>
+    <w:p>
+      <w:pPr>
+        <w:tabs>
+          <w:tab w:val="left" w:pos="3232"/>
+        </w:tabs>
+        <w:rPr>
+          <w:rFonts w:ascii="Times New Roman" w:hAnsi="Times New Roman" w:cs="Times New Roman"/>
+          <w:color w:val="FFFFFF" w:themeColor="background1"/>
+          <w:sz w:val="24"/>
+          <w:szCs w:val="24"/>
+          <w:lang w:val="en-US"/>
+        </w:rPr>
+      </w:pPr>
+    </w:p>
+    <w:tbl>
+      <w:tblPr>
+        <w:tblStyle w:val="Tablaconcuadrcula"/>
+        <w:tblW w:w="0" w:type="auto"/>
+        <w:tblLook w:val="04A0" w:firstRow="1" w:lastRow="0" w:firstColumn="1" w:lastColumn="0" w:noHBand="0" w:noVBand="1"/>
+      </w:tblPr>
+      <w:tblGrid>
+        <w:gridCol w:w="977"/>
+        <w:gridCol w:w="1956"/>
+        <w:gridCol w:w="1363"/>
+        <w:gridCol w:w="3015"/>
+      </w:tblGrid>
+      <w:tr>
+        <w:tc>
+          <w:tcPr>
+            <w:tcW w:w="0" w:type="auto"/>
+            <w:hideMark/>
+          </w:tcPr>
+          <w:p>
+            <w:pPr>
+              <w:jc w:val="center"/>
+              <w:rPr>
+                <w:rFonts w:ascii="Times New Roman" w:eastAsia="Times New Roman" w:hAnsi="Times New Roman" w:cs="Times New Roman"/>
+                <w:b/>
+                <w:bCs/>
+                <w:sz w:val="24"/>
+                <w:szCs w:val="24"/>
+                <w:lang w:eastAsia="es-EC"/>
+              </w:rPr>
+            </w:pPr>
+            <w:r>
+              <w:rPr>
+                <w:rFonts w:ascii="Times New Roman" w:eastAsia="Times New Roman" w:hAnsi="Times New Roman" w:cs="Times New Roman"/>
+                <w:b/>
+                <w:bCs/>
+                <w:sz w:val="24"/>
+                <w:szCs w:val="24"/>
+                <w:lang w:eastAsia="es-EC"/>
+              </w:rPr>
+              <w:t>Parte</w:t>
+            </w:r>
+          </w:p>
+        </w:tc>
+        <w:tc>
+          <w:tcPr>
+            <w:tcW w:w="0" w:type="auto"/>
+            <w:hideMark/>
+          </w:tcPr>
+          <w:p>
+            <w:pPr>
+              <w:jc w:val="center"/>
+              <w:rPr>
+                <w:rFonts w:ascii="Times New Roman" w:eastAsia="Times New Roman" w:hAnsi="Times New Roman" w:cs="Times New Roman"/>
+                <w:b/>
+                <w:bCs/>
+                <w:sz w:val="24"/>
+                <w:szCs w:val="24"/>
+                <w:lang w:eastAsia="es-EC"/>
+              </w:rPr>
+            </w:pPr>
+            <w:r>
+              <w:rPr>
+                <w:rFonts w:ascii="Times New Roman" w:eastAsia="Times New Roman" w:hAnsi="Times New Roman" w:cs="Times New Roman"/>
+                <w:b/>
+                <w:bCs/>
+                <w:sz w:val="24"/>
+                <w:szCs w:val="24"/>
+                <w:lang w:eastAsia="es-EC"/>
+              </w:rPr>
+              <w:t>Tipo / Función</w:t>
+            </w:r>
+          </w:p>
+        </w:tc>
+        <w:tc>
+          <w:tcPr>
+            <w:tcW w:w="0" w:type="auto"/>
+            <w:hideMark/>
+          </w:tcPr>
+          <w:p>
+            <w:pPr>
+              <w:jc w:val="center"/>
+              <w:rPr>
+                <w:rFonts w:ascii="Times New Roman" w:eastAsia="Times New Roman" w:hAnsi="Times New Roman" w:cs="Times New Roman"/>
+                <w:b/>
+                <w:bCs/>
+                <w:sz w:val="24"/>
+                <w:szCs w:val="24"/>
+                <w:lang w:eastAsia="es-EC"/>
+              </w:rPr>
+            </w:pPr>
+            <w:r>
+              <w:rPr>
+                <w:rFonts w:ascii="Times New Roman" w:eastAsia="Times New Roman" w:hAnsi="Times New Roman" w:cs="Times New Roman"/>
+                <w:b/>
+                <w:bCs/>
+                <w:sz w:val="24"/>
+                <w:szCs w:val="24"/>
+                <w:lang w:eastAsia="es-EC"/>
+              </w:rPr>
+              <w:t>Significado</w:t>
+            </w:r>
+          </w:p>
+        </w:tc>
+        <w:tc>
+          <w:tcPr>
+            <w:tcW w:w="0" w:type="auto"/>
+            <w:hideMark/>
+          </w:tcPr>
+          <w:p>
+            <w:pPr>
+              <w:jc w:val="center"/>
+              <w:rPr>
+                <w:rFonts w:ascii="Times New Roman" w:eastAsia="Times New Roman" w:hAnsi="Times New Roman" w:cs="Times New Roman"/>
+                <w:b/>
+                <w:bCs/>
+                <w:sz w:val="24"/>
+                <w:szCs w:val="24"/>
+                <w:lang w:eastAsia="es-EC"/>
+              </w:rPr>
+            </w:pPr>
+            <w:r>
+              <w:rPr>
+                <w:rFonts w:ascii="Times New Roman" w:eastAsia="Times New Roman" w:hAnsi="Times New Roman" w:cs="Times New Roman"/>
+                <w:b/>
+                <w:bCs/>
+                <w:sz w:val="24"/>
+                <w:szCs w:val="24"/>
+                <w:lang w:eastAsia="es-EC"/>
+              </w:rPr>
+              <w:t>Explicación</w:t>
+            </w:r>
+          </w:p>
+        </w:tc>
+      </w:tr>
+      <w:tr>
+        <w:tc>
+          <w:tcPr>
+            <w:tcW w:w="0" w:type="auto"/>
+            <w:hideMark/>
+          </w:tcPr>
+          <w:p>
+            <w:pPr>
+              <w:rPr>
+                <w:rFonts w:ascii="Times New Roman" w:eastAsia="Times New Roman" w:hAnsi="Times New Roman" w:cs="Times New Roman"/>
+                <w:sz w:val="24"/>
+                <w:szCs w:val="24"/>
+                <w:lang w:eastAsia="es-EC"/>
+              </w:rPr>
+            </w:pPr>
+            <w:r>
+              <w:rPr>
+                <w:rFonts w:ascii="Times New Roman" w:eastAsia="Times New Roman" w:hAnsi="Times New Roman" w:cs="Times New Roman"/>
+                <w:b/>
+                <w:bCs/>
+                <w:sz w:val="24"/>
+                <w:szCs w:val="24"/>
+                <w:lang w:eastAsia="es-EC"/>
+              </w:rPr>
+              <w:t>And</w:t>
+            </w:r>
+          </w:p>
+        </w:tc>
+        <w:tc>
+          <w:tcPr>
+            <w:tcW w:w="0" w:type="auto"/>
+            <w:hideMark/>
+          </w:tcPr>
+          <w:p>
+            <w:pPr>
+              <w:rPr>
+                <w:rFonts w:ascii="Times New Roman" w:eastAsia="Times New Roman" w:hAnsi="Times New Roman" w:cs="Times New Roman"/>
+                <w:sz w:val="24"/>
+                <w:szCs w:val="24"/>
+                <w:lang w:eastAsia="es-EC"/>
+              </w:rPr>
+            </w:pPr>
+            <w:r>
+              <w:rPr>
+                <w:rFonts w:ascii="Times New Roman" w:eastAsia="Times New Roman" w:hAnsi="Times New Roman" w:cs="Times New Roman"/>
+                <w:sz w:val="24"/>
+                <w:szCs w:val="24"/>
+                <w:lang w:eastAsia="es-EC"/>
+              </w:rPr>
+              <w:t>Conjunción</w:t>
+            </w:r>
+          </w:p>
+        </w:tc>
+        <w:tc>
+          <w:tcPr>
+            <w:tcW w:w="0" w:type="auto"/>
+            <w:hideMark/>
+          </w:tcPr>
+          <w:p>
+            <w:pPr>
+              <w:rPr>
+                <w:rFonts w:ascii="Times New Roman" w:eastAsia="Times New Roman" w:hAnsi="Times New Roman" w:cs="Times New Roman"/>
+                <w:sz w:val="24"/>
+                <w:szCs w:val="24"/>
+                <w:lang w:eastAsia="es-EC"/>
+              </w:rPr>
+            </w:pPr>
+            <w:r>
+              <w:rPr>
+                <w:rFonts w:ascii="Times New Roman" w:eastAsia="Times New Roman" w:hAnsi="Times New Roman" w:cs="Times New Roman"/>
+                <w:sz w:val="24"/>
+                <w:szCs w:val="24"/>
+                <w:lang w:eastAsia="es-EC"/>
+              </w:rPr>
+              <w:t>Y</w:t>
+            </w:r>
+          </w:p>
+        </w:tc>
+        <w:tc>
+          <w:tcPr>
+            <w:tcW w:w="0" w:type="auto"/>
+            <w:hideMark/>
+          </w:tcPr>
+          <w:p>
+            <w:pPr>
+              <w:rPr>
+                <w:rFonts w:ascii="Times New Roman" w:eastAsia="Times New Roman" w:hAnsi="Times New Roman" w:cs="Times New Roman"/>
+                <w:sz w:val="24"/>
+                <w:szCs w:val="24"/>
+                <w:lang w:eastAsia="es-EC"/>
+              </w:rPr>
+            </w:pPr>
+            <w:r>
+              <w:rPr>
+                <w:rFonts w:ascii="Times New Roman" w:eastAsia="Times New Roman" w:hAnsi="Times New Roman" w:cs="Times New Roman"/>
+                <w:sz w:val="24"/>
+                <w:szCs w:val="24"/>
+                <w:lang w:eastAsia="es-EC"/>
+              </w:rPr>
+              <w:t>Une esta idea con la anterior.</w:t>
+            </w:r>
+          </w:p>
+        </w:tc>
+      </w:tr>
+      <w:tr>
+        <w:tc>
+          <w:tcPr>
+            <w:tcW w:w="0" w:type="auto"/>
+            <w:hideMark/>
+          </w:tcPr>
+          <w:p>
+            <w:pPr>
+              <w:rPr>
+                <w:rFonts w:ascii="Times New Roman" w:eastAsia="Times New Roman" w:hAnsi="Times New Roman" w:cs="Times New Roman"/>
+                <w:sz w:val="24"/>
+                <w:szCs w:val="24"/>
+                <w:lang w:eastAsia="es-EC"/>
+              </w:rPr>
+            </w:pPr>
+            <w:proofErr w:type="spellStart"/>
+            <w:r>
+              <w:rPr>
+                <w:rFonts w:ascii="Times New Roman" w:eastAsia="Times New Roman" w:hAnsi="Times New Roman" w:cs="Times New Roman"/>
+                <w:b/>
+                <w:bCs/>
+                <w:sz w:val="24"/>
+                <w:szCs w:val="24"/>
+                <w:lang w:eastAsia="es-EC"/>
+              </w:rPr>
+              <w:t>she’s</w:t>
+            </w:r>
+            <w:proofErr w:type="spellEnd"/>
+          </w:p>
+        </w:tc>
+        <w:tc>
+          <w:tcPr>
+            <w:tcW w:w="0" w:type="auto"/>
+            <w:hideMark/>
+          </w:tcPr>
+          <w:p>
+            <w:pPr>
+              <w:rPr>
+                <w:rFonts w:ascii="Times New Roman" w:eastAsia="Times New Roman" w:hAnsi="Times New Roman" w:cs="Times New Roman"/>
+                <w:sz w:val="24"/>
+                <w:szCs w:val="24"/>
+                <w:lang w:eastAsia="es-EC"/>
+              </w:rPr>
+            </w:pPr>
+            <w:proofErr w:type="spellStart"/>
+            <w:r>
+              <w:rPr>
+                <w:rFonts w:ascii="Times New Roman" w:eastAsia="Times New Roman" w:hAnsi="Times New Roman" w:cs="Times New Roman"/>
+                <w:i/>
+                <w:iCs/>
+                <w:sz w:val="24"/>
+                <w:szCs w:val="24"/>
+                <w:lang w:eastAsia="es-EC"/>
+              </w:rPr>
+              <w:t>she</w:t>
+            </w:r>
+            <w:proofErr w:type="spellEnd"/>
+            <w:r>
+              <w:rPr>
+                <w:rFonts w:ascii="Times New Roman" w:eastAsia="Times New Roman" w:hAnsi="Times New Roman" w:cs="Times New Roman"/>
+                <w:i/>
+                <w:iCs/>
+                <w:sz w:val="24"/>
+                <w:szCs w:val="24"/>
+                <w:lang w:eastAsia="es-EC"/>
+              </w:rPr>
+              <w:t xml:space="preserve"> </w:t>
+            </w:r>
+            <w:proofErr w:type="spellStart"/>
+            <w:r>
+              <w:rPr>
+                <w:rFonts w:ascii="Times New Roman" w:eastAsia="Times New Roman" w:hAnsi="Times New Roman" w:cs="Times New Roman"/>
+                <w:i/>
+                <w:iCs/>
+                <w:sz w:val="24"/>
+                <w:szCs w:val="24"/>
+                <w:lang w:eastAsia="es-EC"/>
+              </w:rPr>
+              <w:t>is</w:t>
+            </w:r>
+            <w:proofErr w:type="spellEnd"/>
+          </w:p>
+        </w:tc>
+        <w:tc>
+          <w:tcPr>
+            <w:tcW w:w="0" w:type="auto"/>
+            <w:hideMark/>
+          </w:tcPr>
+          <w:p>
+            <w:pPr>
+              <w:rPr>
+                <w:rFonts w:ascii="Times New Roman" w:eastAsia="Times New Roman" w:hAnsi="Times New Roman" w:cs="Times New Roman"/>
+                <w:sz w:val="24"/>
+                <w:szCs w:val="24"/>
+                <w:lang w:eastAsia="es-EC"/>
+              </w:rPr>
+            </w:pPr>
+            <w:r>
+              <w:rPr>
+                <w:rFonts w:ascii="Times New Roman" w:eastAsia="Times New Roman" w:hAnsi="Times New Roman" w:cs="Times New Roman"/>
+                <w:sz w:val="24"/>
+                <w:szCs w:val="24"/>
+                <w:lang w:eastAsia="es-EC"/>
+              </w:rPr>
+              <w:t>ella está</w:t>
+            </w:r>
+          </w:p>
+        </w:tc>
+        <w:tc>
+          <w:tcPr>
+            <w:tcW w:w="0" w:type="auto"/>
+            <w:hideMark/>
+          </w:tcPr>
+          <w:p>
+            <w:pPr>
+              <w:rPr>
+                <w:rFonts w:ascii="Times New Roman" w:eastAsia="Times New Roman" w:hAnsi="Times New Roman" w:cs="Times New Roman"/>
+                <w:sz w:val="24"/>
+                <w:szCs w:val="24"/>
+                <w:lang w:eastAsia="es-EC"/>
+              </w:rPr>
+            </w:pPr>
+            <w:r>
+              <w:rPr>
+                <w:rFonts w:ascii="Times New Roman" w:eastAsia="Times New Roman" w:hAnsi="Times New Roman" w:cs="Times New Roman"/>
+                <w:sz w:val="24"/>
+                <w:szCs w:val="24"/>
+                <w:lang w:eastAsia="es-EC"/>
+              </w:rPr>
+              <w:t>Presente continuo.</w:t>
+            </w:r>
+          </w:p>
+        </w:tc>
+      </w:tr>
+      <w:tr>
+        <w:tc>
+          <w:tcPr>
+            <w:tcW w:w="0" w:type="auto"/>
+            <w:hideMark/>
+          </w:tcPr>
+          <w:p>
+            <w:pPr>
+              <w:rPr>
+                <w:rFonts w:ascii="Times New Roman" w:eastAsia="Times New Roman" w:hAnsi="Times New Roman" w:cs="Times New Roman"/>
+                <w:sz w:val="24"/>
+                <w:szCs w:val="24"/>
+                <w:lang w:eastAsia="es-EC"/>
+              </w:rPr>
+            </w:pPr>
+            <w:proofErr w:type="spellStart"/>
+            <w:r>
+              <w:rPr>
+                <w:rFonts w:ascii="Times New Roman" w:eastAsia="Times New Roman" w:hAnsi="Times New Roman" w:cs="Times New Roman"/>
+                <w:b/>
+                <w:bCs/>
+                <w:sz w:val="24"/>
+                <w:szCs w:val="24"/>
+                <w:lang w:eastAsia="es-EC"/>
+              </w:rPr>
+              <w:t>playing</w:t>
+            </w:r>
+            <w:proofErr w:type="spellEnd"/>
+          </w:p>
+        </w:tc>
+        <w:tc>
+          <w:tcPr>
+            <w:tcW w:w="0" w:type="auto"/>
+            <w:hideMark/>
+          </w:tcPr>
+          <w:p>
+            <w:pPr>
+              <w:rPr>
+                <w:rFonts w:ascii="Times New Roman" w:eastAsia="Times New Roman" w:hAnsi="Times New Roman" w:cs="Times New Roman"/>
+                <w:sz w:val="24"/>
+                <w:szCs w:val="24"/>
+                <w:lang w:eastAsia="es-EC"/>
+              </w:rPr>
+            </w:pPr>
+            <w:r>
+              <w:rPr>
+                <w:rFonts w:ascii="Times New Roman" w:eastAsia="Times New Roman" w:hAnsi="Times New Roman" w:cs="Times New Roman"/>
+                <w:sz w:val="24"/>
+                <w:szCs w:val="24"/>
+                <w:lang w:eastAsia="es-EC"/>
+              </w:rPr>
+              <w:t xml:space="preserve">Verbo + </w:t>
+            </w:r>
+            <w:r>
+              <w:rPr>
+                <w:rFonts w:ascii="Times New Roman" w:eastAsia="Times New Roman" w:hAnsi="Times New Roman" w:cs="Times New Roman"/>
+                <w:b/>
+                <w:bCs/>
+                <w:sz w:val="24"/>
+                <w:szCs w:val="24"/>
+                <w:lang w:eastAsia="es-EC"/>
+              </w:rPr>
+              <w:t>-</w:t>
+            </w:r>
+            <w:proofErr w:type="spellStart"/>
+            <w:r>
+              <w:rPr>
+                <w:rFonts w:ascii="Times New Roman" w:eastAsia="Times New Roman" w:hAnsi="Times New Roman" w:cs="Times New Roman"/>
+                <w:b/>
+                <w:bCs/>
+                <w:sz w:val="24"/>
+                <w:szCs w:val="24"/>
+                <w:lang w:eastAsia="es-EC"/>
+              </w:rPr>
+              <w:t>ing</w:t>
+            </w:r>
+            <w:proofErr w:type="spellEnd"/>
+          </w:p>
+        </w:tc>
+        <w:tc>
+          <w:tcPr>
+            <w:tcW w:w="0" w:type="auto"/>
+            <w:hideMark/>
+          </w:tcPr>
+          <w:p>
+            <w:pPr>
+              <w:rPr>
+                <w:rFonts w:ascii="Times New Roman" w:eastAsia="Times New Roman" w:hAnsi="Times New Roman" w:cs="Times New Roman"/>
+                <w:sz w:val="24"/>
+                <w:szCs w:val="24"/>
+                <w:lang w:eastAsia="es-EC"/>
+              </w:rPr>
+            </w:pPr>
+            <w:r>
+              <w:rPr>
+                <w:rFonts w:ascii="Times New Roman" w:eastAsia="Times New Roman" w:hAnsi="Times New Roman" w:cs="Times New Roman"/>
+                <w:sz w:val="24"/>
+                <w:szCs w:val="24"/>
+                <w:lang w:eastAsia="es-EC"/>
+              </w:rPr>
+              <w:t>jugando</w:t>
+            </w:r>
+          </w:p>
+        </w:tc>
+        <w:tc>
+          <w:tcPr>
+            <w:tcW w:w="0" w:type="auto"/>
+            <w:hideMark/>
+          </w:tcPr>
+          <w:p>
+            <w:pPr>
+              <w:rPr>
+                <w:rFonts w:ascii="Times New Roman" w:eastAsia="Times New Roman" w:hAnsi="Times New Roman" w:cs="Times New Roman"/>
+                <w:sz w:val="24"/>
+                <w:szCs w:val="24"/>
+                <w:lang w:eastAsia="es-EC"/>
+              </w:rPr>
+            </w:pPr>
+            <w:r>
+              <w:rPr>
+                <w:rFonts w:ascii="Times New Roman" w:eastAsia="Times New Roman" w:hAnsi="Times New Roman" w:cs="Times New Roman"/>
+                <w:sz w:val="24"/>
+                <w:szCs w:val="24"/>
+                <w:lang w:eastAsia="es-EC"/>
+              </w:rPr>
+              <w:t>Acción en progreso.</w:t>
+            </w:r>
+          </w:p>
+        </w:tc>
+      </w:tr>
+      <w:tr>
+        <w:tc>
+          <w:tcPr>
+            <w:tcW w:w="0" w:type="auto"/>
+            <w:hideMark/>
+          </w:tcPr>
+          <w:p>
+            <w:pPr>
+              <w:rPr>
+                <w:rFonts w:ascii="Times New Roman" w:eastAsia="Times New Roman" w:hAnsi="Times New Roman" w:cs="Times New Roman"/>
+                <w:sz w:val="24"/>
+                <w:szCs w:val="24"/>
+                <w:lang w:eastAsia="es-EC"/>
+              </w:rPr>
+            </w:pPr>
+            <w:proofErr w:type="spellStart"/>
+            <w:r>
+              <w:rPr>
+                <w:rFonts w:ascii="Times New Roman" w:eastAsia="Times New Roman" w:hAnsi="Times New Roman" w:cs="Times New Roman"/>
+                <w:b/>
+                <w:bCs/>
+                <w:sz w:val="24"/>
+                <w:szCs w:val="24"/>
+                <w:lang w:eastAsia="es-EC"/>
+              </w:rPr>
+              <w:t>with</w:t>
+            </w:r>
+            <w:proofErr w:type="spellEnd"/>
+          </w:p>
+        </w:tc>
+        <w:tc>
+          <w:tcPr>
+            <w:tcW w:w="0" w:type="auto"/>
+            <w:hideMark/>
+          </w:tcPr>
+          <w:p>
+            <w:pPr>
+              <w:rPr>
+                <w:rFonts w:ascii="Times New Roman" w:eastAsia="Times New Roman" w:hAnsi="Times New Roman" w:cs="Times New Roman"/>
+                <w:sz w:val="24"/>
+                <w:szCs w:val="24"/>
+                <w:lang w:eastAsia="es-EC"/>
+              </w:rPr>
+            </w:pPr>
+            <w:r>
+              <w:rPr>
+                <w:rFonts w:ascii="Times New Roman" w:eastAsia="Times New Roman" w:hAnsi="Times New Roman" w:cs="Times New Roman"/>
+                <w:sz w:val="24"/>
+                <w:szCs w:val="24"/>
+                <w:lang w:eastAsia="es-EC"/>
+              </w:rPr>
+              <w:t>Preposición</w:t>
+            </w:r>
+          </w:p>
+        </w:tc>
+        <w:tc>
+          <w:tcPr>
+            <w:tcW w:w="0" w:type="auto"/>
+            <w:hideMark/>
+          </w:tcPr>
+          <w:p>
+            <w:pPr>
+              <w:rPr>
+                <w:rFonts w:ascii="Times New Roman" w:eastAsia="Times New Roman" w:hAnsi="Times New Roman" w:cs="Times New Roman"/>
+                <w:sz w:val="24"/>
+                <w:szCs w:val="24"/>
+                <w:lang w:eastAsia="es-EC"/>
+              </w:rPr>
+            </w:pPr>
+            <w:r>
+              <w:rPr>
+                <w:rFonts w:ascii="Times New Roman" w:eastAsia="Times New Roman" w:hAnsi="Times New Roman" w:cs="Times New Roman"/>
+                <w:sz w:val="24"/>
+                <w:szCs w:val="24"/>
+                <w:lang w:eastAsia="es-EC"/>
+              </w:rPr>
+              <w:t>con</w:t>
+            </w:r>
+          </w:p>
+        </w:tc>
+        <w:tc>
+          <w:tcPr>
+            <w:tcW w:w="0" w:type="auto"/>
+            <w:hideMark/>
+          </w:tcPr>
+          <w:p>
+            <w:pPr>
+              <w:rPr>
+                <w:rFonts w:ascii="Times New Roman" w:eastAsia="Times New Roman" w:hAnsi="Times New Roman" w:cs="Times New Roman"/>
+                <w:sz w:val="24"/>
+                <w:szCs w:val="24"/>
+                <w:lang w:eastAsia="es-EC"/>
+              </w:rPr>
+            </w:pPr>
+            <w:r>
+              <w:rPr>
+                <w:rFonts w:ascii="Times New Roman" w:eastAsia="Times New Roman" w:hAnsi="Times New Roman" w:cs="Times New Roman"/>
+                <w:sz w:val="24"/>
+                <w:szCs w:val="24"/>
+                <w:lang w:eastAsia="es-EC"/>
+              </w:rPr>
+              <w:t>Indica relación.</w:t>
+            </w:r>
+          </w:p>
+        </w:tc>
+      </w:tr>
+      <w:tr>
+        <w:tc>
+          <w:tcPr>
+            <w:tcW w:w="0" w:type="auto"/>
+            <w:hideMark/>
+          </w:tcPr>
+          <w:p>
+            <w:pPr>
+              <w:rPr>
+                <w:rFonts w:ascii="Times New Roman" w:eastAsia="Times New Roman" w:hAnsi="Times New Roman" w:cs="Times New Roman"/>
+                <w:sz w:val="24"/>
+                <w:szCs w:val="24"/>
+                <w:lang w:eastAsia="es-EC"/>
+              </w:rPr>
+            </w:pPr>
+            <w:proofErr w:type="spellStart"/>
+            <w:r>
+              <w:rPr>
+                <w:rFonts w:ascii="Times New Roman" w:eastAsia="Times New Roman" w:hAnsi="Times New Roman" w:cs="Times New Roman"/>
+                <w:b/>
+                <w:bCs/>
+                <w:sz w:val="24"/>
+                <w:szCs w:val="24"/>
+                <w:lang w:eastAsia="es-EC"/>
+              </w:rPr>
+              <w:t>my</w:t>
+            </w:r>
+            <w:proofErr w:type="spellEnd"/>
+          </w:p>
+        </w:tc>
+        <w:tc>
+          <w:tcPr>
+            <w:tcW w:w="0" w:type="auto"/>
+            <w:hideMark/>
+          </w:tcPr>
+          <w:p>
+            <w:pPr>
+              <w:rPr>
+                <w:rFonts w:ascii="Times New Roman" w:eastAsia="Times New Roman" w:hAnsi="Times New Roman" w:cs="Times New Roman"/>
+                <w:sz w:val="24"/>
+                <w:szCs w:val="24"/>
+                <w:lang w:eastAsia="es-EC"/>
+              </w:rPr>
+            </w:pPr>
+            <w:r>
+              <w:rPr>
+                <w:rFonts w:ascii="Times New Roman" w:eastAsia="Times New Roman" w:hAnsi="Times New Roman" w:cs="Times New Roman"/>
+                <w:sz w:val="24"/>
+                <w:szCs w:val="24"/>
+                <w:lang w:eastAsia="es-EC"/>
+              </w:rPr>
+              <w:t>Adjetivo posesivo</w:t>
+            </w:r>
+          </w:p>
+        </w:tc>
+        <w:tc>
+          <w:tcPr>
+            <w:tcW w:w="0" w:type="auto"/>
+            <w:hideMark/>
+          </w:tcPr>
+          <w:p>
+            <w:pPr>
+              <w:rPr>
+                <w:rFonts w:ascii="Times New Roman" w:eastAsia="Times New Roman" w:hAnsi="Times New Roman" w:cs="Times New Roman"/>
+                <w:sz w:val="24"/>
+                <w:szCs w:val="24"/>
+                <w:lang w:eastAsia="es-EC"/>
+              </w:rPr>
+            </w:pPr>
+            <w:r>
+              <w:rPr>
+                <w:rFonts w:ascii="Times New Roman" w:eastAsia="Times New Roman" w:hAnsi="Times New Roman" w:cs="Times New Roman"/>
+                <w:sz w:val="24"/>
+                <w:szCs w:val="24"/>
+                <w:lang w:eastAsia="es-EC"/>
+              </w:rPr>
+              <w:t>mi</w:t>
+            </w:r>
+          </w:p>
+        </w:tc>
+        <w:tc>
+          <w:tcPr>
+            <w:tcW w:w="0" w:type="auto"/>
+            <w:hideMark/>
+          </w:tcPr>
+          <w:p>
+            <w:pPr>
+              <w:rPr>
+                <w:rFonts w:ascii="Times New Roman" w:eastAsia="Times New Roman" w:hAnsi="Times New Roman" w:cs="Times New Roman"/>
+                <w:sz w:val="24"/>
+                <w:szCs w:val="24"/>
+                <w:lang w:eastAsia="es-EC"/>
+              </w:rPr>
+            </w:pPr>
+            <w:r>
+              <w:rPr>
+                <w:rFonts w:ascii="Times New Roman" w:eastAsia="Times New Roman" w:hAnsi="Times New Roman" w:cs="Times New Roman"/>
+                <w:sz w:val="24"/>
+                <w:szCs w:val="24"/>
+                <w:lang w:eastAsia="es-EC"/>
+              </w:rPr>
+              <w:t>Indica posesión.</w:t>
+            </w:r>
+          </w:p>
+        </w:tc>
+      </w:tr>
+      <w:tr>
+        <w:tc>
+          <w:tcPr>
+            <w:tcW w:w="0" w:type="auto"/>
+            <w:hideMark/>
+          </w:tcPr>
+          <w:p>
+            <w:pPr>
+              <w:rPr>
+                <w:rFonts w:ascii="Times New Roman" w:eastAsia="Times New Roman" w:hAnsi="Times New Roman" w:cs="Times New Roman"/>
+                <w:sz w:val="24"/>
+                <w:szCs w:val="24"/>
+                <w:lang w:eastAsia="es-EC"/>
+              </w:rPr>
+            </w:pPr>
+            <w:proofErr w:type="spellStart"/>
+            <w:r>
+              <w:rPr>
+                <w:rFonts w:ascii="Times New Roman" w:eastAsia="Times New Roman" w:hAnsi="Times New Roman" w:cs="Times New Roman"/>
+                <w:b/>
+                <w:bCs/>
+                <w:sz w:val="24"/>
+                <w:szCs w:val="24"/>
+                <w:lang w:eastAsia="es-EC"/>
+              </w:rPr>
+              <w:t>mind</w:t>
+            </w:r>
+            <w:proofErr w:type="spellEnd"/>
+          </w:p>
+        </w:tc>
+        <w:tc>
+          <w:tcPr>
+            <w:tcW w:w="0" w:type="auto"/>
+            <w:hideMark/>
+          </w:tcPr>
+          <w:p>
+            <w:pPr>
+              <w:rPr>
+                <w:rFonts w:ascii="Times New Roman" w:eastAsia="Times New Roman" w:hAnsi="Times New Roman" w:cs="Times New Roman"/>
+                <w:sz w:val="24"/>
+                <w:szCs w:val="24"/>
+                <w:lang w:eastAsia="es-EC"/>
+              </w:rPr>
+            </w:pPr>
+            <w:r>
+              <w:rPr>
+                <w:rFonts w:ascii="Times New Roman" w:eastAsia="Times New Roman" w:hAnsi="Times New Roman" w:cs="Times New Roman"/>
+                <w:sz w:val="24"/>
+                <w:szCs w:val="24"/>
+                <w:lang w:eastAsia="es-EC"/>
+              </w:rPr>
+              <w:t>Sustantivo</w:t>
+            </w:r>
+          </w:p>
+        </w:tc>
+        <w:tc>
+          <w:tcPr>
+            <w:tcW w:w="0" w:type="auto"/>
+            <w:hideMark/>
+          </w:tcPr>
+          <w:p>
+            <w:pPr>
+              <w:rPr>
+                <w:rFonts w:ascii="Times New Roman" w:eastAsia="Times New Roman" w:hAnsi="Times New Roman" w:cs="Times New Roman"/>
+                <w:sz w:val="24"/>
+                <w:szCs w:val="24"/>
+                <w:lang w:eastAsia="es-EC"/>
+              </w:rPr>
+            </w:pPr>
+            <w:r>
+              <w:rPr>
+                <w:rFonts w:ascii="Times New Roman" w:eastAsia="Times New Roman" w:hAnsi="Times New Roman" w:cs="Times New Roman"/>
+                <w:sz w:val="24"/>
+                <w:szCs w:val="24"/>
+                <w:lang w:eastAsia="es-EC"/>
+              </w:rPr>
+              <w:t>mente</w:t>
+            </w:r>
+          </w:p>
+        </w:tc>
+        <w:tc>
+          <w:tcPr>
+            <w:tcW w:w="0" w:type="auto"/>
+            <w:hideMark/>
+          </w:tcPr>
+          <w:p>
+            <w:pPr>
+              <w:rPr>
+                <w:rFonts w:ascii="Times New Roman" w:eastAsia="Times New Roman" w:hAnsi="Times New Roman" w:cs="Times New Roman"/>
+                <w:sz w:val="24"/>
+                <w:szCs w:val="24"/>
+                <w:lang w:eastAsia="es-EC"/>
+              </w:rPr>
+            </w:pPr>
+            <w:r>
+              <w:rPr>
+                <w:rFonts w:ascii="Times New Roman" w:eastAsia="Times New Roman" w:hAnsi="Times New Roman" w:cs="Times New Roman"/>
+                <w:sz w:val="24"/>
+                <w:szCs w:val="24"/>
+                <w:lang w:eastAsia="es-EC"/>
+              </w:rPr>
+              <w:t>Parte afectada por la acción.</w:t>
+            </w:r>
           </w:p>
         </w:tc>
       </w:tr>
@@ -40322,7 +42700,7 @@
 </file>
 
 <file path=customXml/itemProps1.xml><?xml version="1.0" encoding="utf-8"?>
-<ds:datastoreItem xmlns:ds="http://schemas.openxmlformats.org/officeDocument/2006/customXml" ds:itemID="{68C03590-F9B6-44EB-B38E-6D04BF6EF65E}">
+<ds:datastoreItem xmlns:ds="http://schemas.openxmlformats.org/officeDocument/2006/customXml" ds:itemID="{1CEDB207-D89F-430B-98C1-E307F09C738A}">
   <ds:schemaRefs>
     <ds:schemaRef ds:uri="http://schemas.openxmlformats.org/officeDocument/2006/bibliography"/>
   </ds:schemaRefs>
